--- a/Tailored_CVs/Shinoy_Damen_Stage_IT_Business_Systems.docx
+++ b/Tailored_CVs/Shinoy_Damen_Stage_IT_Business_Systems.docx
@@ -70,7 +70,7 @@
           <w:b w:val="0"/>
           <w:sz w:val="19"/>
         </w:rPr>
-        <w:t>I am a QA Automation Engineer with over 8 years of experience supporting business systems, testing software, and optimizing operational processes. I hold a valid EU residence permit and am based locally in the Netherlands. I enjoy analyzing workflows, setting up automation, and collaborating with cross-functional teams to keep systems reliable and efficient.</w:t>
+        <w:t>I am a QA Automation Engineer with over 8 years of experience building reliable test frameworks and managing business application systems. I hold a valid EU residence permit and am based in Amstelveen, ready to support process optimization and workflow automation. I enjoy working with cross-functional teams to analyze requirements and maintain system performance.</w:t>
       </w:r>
     </w:p>
     <w:p>
@@ -288,7 +288,7 @@
           <w:b w:val="0"/>
           <w:sz w:val="18"/>
         </w:rPr>
-        <w:t>▸ Analyzed user requirements and business processes to improve application workflows and support overall system reliability.</w:t>
+        <w:t>▸ Analyzed business processes and user requirements to translate needs into technical testing strategies and validation steps.</w:t>
       </w:r>
     </w:p>
     <w:p>
@@ -301,7 +301,7 @@
           <w:b w:val="0"/>
           <w:sz w:val="18"/>
         </w:rPr>
-        <w:t>▸ Automated repetitive operational tasks and manual processes to increase team efficiency and reduce manual overhead.</w:t>
+        <w:t>▸ Automated repetitive operational workflows and testing processes using Java Selenium and Python scripts to improve team efficiency.</w:t>
       </w:r>
     </w:p>
     <w:p>
@@ -314,7 +314,7 @@
           <w:b w:val="0"/>
           <w:sz w:val="18"/>
         </w:rPr>
-        <w:t>▸ Created and maintained testing frameworks and scripts to validate software updates and new features across various environments.</w:t>
+        <w:t>▸ Executed backend validation using Oracle SQL queries to ensure data integrity across complex financial and business systems.</w:t>
       </w:r>
     </w:p>
     <w:p>
@@ -327,7 +327,7 @@
           <w:b w:val="0"/>
           <w:sz w:val="18"/>
         </w:rPr>
-        <w:t>▸ Documented standard operating procedures and supported incident management processes for internal business systems.</w:t>
+        <w:t>▸ Streamlined test generation scripts and support processes using AI tools like Gemini Code Assist.</w:t>
       </w:r>
     </w:p>
     <w:p>
